--- a/public/assets/docs/krushilNaikResume.docx
+++ b/public/assets/docs/krushilNaikResume.docx
@@ -194,14 +194,7 @@
             <w:rFonts w:ascii="Times New Roman" w:eastAsia="Times New Roman" w:hAnsi="Times New Roman" w:cs="Times New Roman"/>
             <w:color w:val="0563C1"/>
           </w:rPr>
-          <w:t>https://krushi</w:t>
-        </w:r>
-        <w:r>
-          <w:rPr>
-            <w:rFonts w:ascii="Times New Roman" w:eastAsia="Times New Roman" w:hAnsi="Times New Roman" w:cs="Times New Roman"/>
-            <w:color w:val="0563C1"/>
-          </w:rPr>
-          <w:t>lnaik.dev</w:t>
+          <w:t>https://krushilnaik.dev</w:t>
         </w:r>
       </w:hyperlink>
     </w:p>
@@ -234,13 +227,7 @@
         <w:rPr>
           <w:rFonts w:ascii="Times New Roman" w:eastAsia="Times New Roman" w:hAnsi="Times New Roman" w:cs="Times New Roman"/>
         </w:rPr>
-        <w:t>Fast learning, up-and-coming professional. Skilled beyond what experience would indicate due to a naturally curious mind. Able to solve advanced problems by thinking analytically in a divide-and-conquer manner. Mentor to many and will put</w:t>
-      </w:r>
-      <w:r>
-        <w:rPr>
-          <w:rFonts w:ascii="Times New Roman" w:eastAsia="Times New Roman" w:hAnsi="Times New Roman" w:cs="Times New Roman"/>
-        </w:rPr>
-        <w:t xml:space="preserve"> in more work than responsible for to deliver projects on time.</w:t>
+        <w:t>Fast learning, up-and-coming professional. Skilled beyond what experience would indicate due to a naturally curious mind. Able to solve advanced problems by thinking analytically in a divide-and-conquer manner. Mentor to many and will put in more work than responsible for to deliver projects on time.</w:t>
       </w:r>
     </w:p>
     <w:p>
@@ -272,6 +259,36 @@
         <w:rPr>
           <w:rFonts w:ascii="Times New Roman" w:eastAsia="Times New Roman" w:hAnsi="Times New Roman" w:cs="Times New Roman"/>
         </w:rPr>
+        <w:t>HTML</w:t>
+      </w:r>
+      <w:r>
+        <w:rPr>
+          <w:rFonts w:ascii="Times New Roman" w:eastAsia="Times New Roman" w:hAnsi="Times New Roman" w:cs="Times New Roman"/>
+        </w:rPr>
+        <w:t>5</w:t>
+      </w:r>
+      <w:r>
+        <w:rPr>
+          <w:rFonts w:ascii="Times New Roman" w:eastAsia="Times New Roman" w:hAnsi="Times New Roman" w:cs="Times New Roman"/>
+        </w:rPr>
+        <w:t>, CSS</w:t>
+      </w:r>
+      <w:r>
+        <w:rPr>
+          <w:rFonts w:ascii="Times New Roman" w:eastAsia="Times New Roman" w:hAnsi="Times New Roman" w:cs="Times New Roman"/>
+        </w:rPr>
+        <w:t>3</w:t>
+      </w:r>
+      <w:r>
+        <w:rPr>
+          <w:rFonts w:ascii="Times New Roman" w:eastAsia="Times New Roman" w:hAnsi="Times New Roman" w:cs="Times New Roman"/>
+        </w:rPr>
+        <w:t xml:space="preserve">, </w:t>
+      </w:r>
+      <w:r>
+        <w:rPr>
+          <w:rFonts w:ascii="Times New Roman" w:eastAsia="Times New Roman" w:hAnsi="Times New Roman" w:cs="Times New Roman"/>
+        </w:rPr>
         <w:t xml:space="preserve">JavaScript/TypeScript, </w:t>
       </w:r>
       <w:r>
@@ -327,6 +344,12 @@
           <w:rFonts w:ascii="Times New Roman" w:eastAsia="Times New Roman" w:hAnsi="Times New Roman" w:cs="Times New Roman"/>
         </w:rPr>
         <w:t>, Search Engine Optimization</w:t>
+      </w:r>
+      <w:r>
+        <w:rPr>
+          <w:rFonts w:ascii="Times New Roman" w:eastAsia="Times New Roman" w:hAnsi="Times New Roman" w:cs="Times New Roman"/>
+        </w:rPr>
+        <w:t>, 508 Compliance</w:t>
       </w:r>
     </w:p>
     <w:p>
@@ -589,14 +612,7 @@
           <w:rFonts w:ascii="Times New Roman" w:eastAsia="Times New Roman" w:hAnsi="Times New Roman" w:cs="Times New Roman"/>
           <w:color w:val="000000"/>
         </w:rPr>
-        <w:t>Used various Node modules to store questions</w:t>
-      </w:r>
-      <w:r>
-        <w:rPr>
-          <w:rFonts w:ascii="Times New Roman" w:eastAsia="Times New Roman" w:hAnsi="Times New Roman" w:cs="Times New Roman"/>
-          <w:color w:val="000000"/>
-        </w:rPr>
-        <w:t xml:space="preserve"> and answers from multiple users</w:t>
+        <w:t>Used various Node modules to store questions and answers from multiple users</w:t>
       </w:r>
     </w:p>
     <w:p>
@@ -683,19 +699,7 @@
         <w:rPr>
           <w:rFonts w:ascii="Times New Roman" w:eastAsia="Times New Roman" w:hAnsi="Times New Roman" w:cs="Times New Roman"/>
         </w:rPr>
-        <w:t>– Bachelor’s</w:t>
-      </w:r>
-      <w:r>
-        <w:rPr>
-          <w:rFonts w:ascii="Times New Roman" w:eastAsia="Times New Roman" w:hAnsi="Times New Roman" w:cs="Times New Roman"/>
-        </w:rPr>
-        <w:t xml:space="preserve"> </w:t>
-      </w:r>
-      <w:r>
-        <w:rPr>
-          <w:rFonts w:ascii="Times New Roman" w:eastAsia="Times New Roman" w:hAnsi="Times New Roman" w:cs="Times New Roman"/>
-        </w:rPr>
-        <w:t>Computer Science – 08/2014 - 05/2018</w:t>
+        <w:t>– Bachelor’s Computer Science – 08/2014 - 05/2018</w:t>
       </w:r>
     </w:p>
     <w:p>
@@ -784,14 +788,7 @@
           <w:rFonts w:ascii="Times New Roman" w:eastAsia="Times New Roman" w:hAnsi="Times New Roman" w:cs="Times New Roman"/>
           <w:color w:val="000000"/>
         </w:rPr>
-        <w:t>Ports custom ROMs to o</w:t>
-      </w:r>
-      <w:r>
-        <w:rPr>
-          <w:rFonts w:ascii="Times New Roman" w:eastAsia="Times New Roman" w:hAnsi="Times New Roman" w:cs="Times New Roman"/>
-          <w:color w:val="000000"/>
-        </w:rPr>
-        <w:t>utdated Android phones</w:t>
+        <w:t>Ports custom ROMs to outdated Android phones</w:t>
       </w:r>
     </w:p>
     <w:p>
@@ -986,14 +983,7 @@
           <w:rFonts w:ascii="Times New Roman" w:eastAsia="Times New Roman" w:hAnsi="Times New Roman" w:cs="Times New Roman"/>
           <w:b/>
         </w:rPr>
-        <w:t>Stop &amp; Sh</w:t>
-      </w:r>
-      <w:r>
-        <w:rPr>
-          <w:rFonts w:ascii="Times New Roman" w:eastAsia="Times New Roman" w:hAnsi="Times New Roman" w:cs="Times New Roman"/>
-          <w:b/>
-        </w:rPr>
-        <w:t>op</w:t>
+        <w:t>Stop &amp; Shop</w:t>
       </w:r>
       <w:r>
         <w:rPr>

--- a/public/assets/docs/krushilNaikResume.docx
+++ b/public/assets/docs/krushilNaikResume.docx
@@ -350,6 +350,18 @@
           <w:rFonts w:ascii="Times New Roman" w:eastAsia="Times New Roman" w:hAnsi="Times New Roman" w:cs="Times New Roman"/>
         </w:rPr>
         <w:t>, 508 Compliance</w:t>
+      </w:r>
+      <w:r>
+        <w:rPr>
+          <w:rFonts w:ascii="Times New Roman" w:eastAsia="Times New Roman" w:hAnsi="Times New Roman" w:cs="Times New Roman"/>
+        </w:rPr>
+        <w:t>, AWS</w:t>
+      </w:r>
+      <w:r>
+        <w:rPr>
+          <w:rFonts w:ascii="Times New Roman" w:eastAsia="Times New Roman" w:hAnsi="Times New Roman" w:cs="Times New Roman"/>
+        </w:rPr>
+        <w:t>, SocketIO</w:t>
       </w:r>
     </w:p>
     <w:p>
@@ -613,6 +625,106 @@
           <w:color w:val="000000"/>
         </w:rPr>
         <w:t>Used various Node modules to store questions and answers from multiple users</w:t>
+      </w:r>
+    </w:p>
+    <w:p>
+      <w:pPr>
+        <w:pBdr>
+          <w:top w:val="nil"/>
+          <w:left w:val="nil"/>
+          <w:bottom w:val="nil"/>
+          <w:right w:val="nil"/>
+          <w:between w:val="nil"/>
+        </w:pBdr>
+        <w:spacing w:after="0" w:line="276" w:lineRule="auto"/>
+        <w:rPr>
+          <w:rFonts w:ascii="Times New Roman" w:eastAsia="Times New Roman" w:hAnsi="Times New Roman" w:cs="Times New Roman"/>
+          <w:color w:val="000000"/>
+        </w:rPr>
+      </w:pPr>
+      <w:r>
+        <w:rPr>
+          <w:rFonts w:ascii="Times New Roman" w:eastAsia="Times New Roman" w:hAnsi="Times New Roman" w:cs="Times New Roman"/>
+          <w:b/>
+          <w:bCs/>
+          <w:color w:val="000000"/>
+        </w:rPr>
+        <w:t>Terminal Online</w:t>
+      </w:r>
+      <w:r>
+        <w:rPr>
+          <w:rFonts w:ascii="Times New Roman" w:eastAsia="Times New Roman" w:hAnsi="Times New Roman" w:cs="Times New Roman"/>
+          <w:b/>
+          <w:bCs/>
+          <w:color w:val="000000"/>
+        </w:rPr>
+        <w:t xml:space="preserve"> </w:t>
+      </w:r>
+      <w:r>
+        <w:rPr>
+          <w:rFonts w:ascii="Times New Roman" w:eastAsia="Times New Roman" w:hAnsi="Times New Roman" w:cs="Times New Roman"/>
+          <w:color w:val="000000"/>
+        </w:rPr>
+        <w:t xml:space="preserve">| </w:t>
+      </w:r>
+      <w:hyperlink r:id="rId14" w:history="1">
+        <w:r>
+          <w:rPr>
+            <w:rStyle w:val="Hyperlink"/>
+            <w:rFonts w:ascii="Times New Roman" w:eastAsia="Times New Roman" w:hAnsi="Times New Roman" w:cs="Times New Roman"/>
+            <w:b/>
+            <w:bCs/>
+            <w:u w:val="none"/>
+          </w:rPr>
+          <w:t>source code</w:t>
+        </w:r>
+      </w:hyperlink>
+      <w:r>
+        <w:rPr>
+          <w:rFonts w:ascii="Times New Roman" w:eastAsia="Times New Roman" w:hAnsi="Times New Roman" w:cs="Times New Roman"/>
+          <w:color w:val="000000"/>
+        </w:rPr>
+        <w:t xml:space="preserve"> | </w:t>
+      </w:r>
+      <w:hyperlink r:id="rId15" w:history="1">
+        <w:r>
+          <w:rPr>
+            <w:rStyle w:val="Hyperlink"/>
+            <w:rFonts w:ascii="Times New Roman" w:eastAsia="Times New Roman" w:hAnsi="Times New Roman" w:cs="Times New Roman"/>
+            <w:b/>
+            <w:bCs/>
+            <w:u w:val="none"/>
+          </w:rPr>
+          <w:t>live demo</w:t>
+        </w:r>
+      </w:hyperlink>
+    </w:p>
+    <w:p>
+      <w:pPr>
+        <w:pStyle w:val="ListParagraph"/>
+        <w:numPr>
+          <w:ilvl w:val="0"/>
+          <w:numId w:val="9"/>
+        </w:numPr>
+        <w:pBdr>
+          <w:top w:val="nil"/>
+          <w:left w:val="nil"/>
+          <w:bottom w:val="nil"/>
+          <w:right w:val="nil"/>
+          <w:between w:val="nil"/>
+        </w:pBdr>
+        <w:spacing w:after="0" w:line="276" w:lineRule="auto"/>
+        <w:rPr>
+          <w:rFonts w:ascii="Times New Roman" w:eastAsia="Times New Roman" w:hAnsi="Times New Roman" w:cs="Times New Roman"/>
+          <w:color w:val="000000"/>
+        </w:rPr>
+      </w:pPr>
+      <w:r>
+        <w:rPr>
+          <w:rFonts w:ascii="Times New Roman" w:eastAsia="Times New Roman" w:hAnsi="Times New Roman" w:cs="Times New Roman"/>
+          <w:color w:val="000000"/>
+        </w:rPr>
+        <w:t>Run CLI projects (e.g., w/ Inquirer module, etc.) in the browser</w:t>
       </w:r>
     </w:p>
     <w:p>
@@ -1925,6 +2037,119 @@
       </w:pPr>
       <w:rPr>
         <w:u w:val="none"/>
+      </w:rPr>
+    </w:lvl>
+  </w:abstractNum>
+  <w:abstractNum w:abstractNumId="8" w15:restartNumberingAfterBreak="0">
+    <w:nsid w:val="7E2B1D74"/>
+    <w:multiLevelType w:val="hybridMultilevel"/>
+    <w:tmpl w:val="55FC013E"/>
+    <w:lvl w:ilvl="0" w:tplc="04090001">
+      <w:start w:val="1"/>
+      <w:numFmt w:val="bullet"/>
+      <w:lvlText w:val=""/>
+      <w:lvlJc w:val="left"/>
+      <w:pPr>
+        <w:ind w:left="720" w:hanging="360"/>
+      </w:pPr>
+      <w:rPr>
+        <w:rFonts w:ascii="Symbol" w:hAnsi="Symbol" w:hint="default"/>
+      </w:rPr>
+    </w:lvl>
+    <w:lvl w:ilvl="1" w:tplc="04090003" w:tentative="1">
+      <w:start w:val="1"/>
+      <w:numFmt w:val="bullet"/>
+      <w:lvlText w:val="o"/>
+      <w:lvlJc w:val="left"/>
+      <w:pPr>
+        <w:ind w:left="1440" w:hanging="360"/>
+      </w:pPr>
+      <w:rPr>
+        <w:rFonts w:ascii="Courier New" w:hAnsi="Courier New" w:cs="Courier New" w:hint="default"/>
+      </w:rPr>
+    </w:lvl>
+    <w:lvl w:ilvl="2" w:tplc="04090005" w:tentative="1">
+      <w:start w:val="1"/>
+      <w:numFmt w:val="bullet"/>
+      <w:lvlText w:val=""/>
+      <w:lvlJc w:val="left"/>
+      <w:pPr>
+        <w:ind w:left="2160" w:hanging="360"/>
+      </w:pPr>
+      <w:rPr>
+        <w:rFonts w:ascii="Wingdings" w:hAnsi="Wingdings" w:hint="default"/>
+      </w:rPr>
+    </w:lvl>
+    <w:lvl w:ilvl="3" w:tplc="04090001" w:tentative="1">
+      <w:start w:val="1"/>
+      <w:numFmt w:val="bullet"/>
+      <w:lvlText w:val=""/>
+      <w:lvlJc w:val="left"/>
+      <w:pPr>
+        <w:ind w:left="2880" w:hanging="360"/>
+      </w:pPr>
+      <w:rPr>
+        <w:rFonts w:ascii="Symbol" w:hAnsi="Symbol" w:hint="default"/>
+      </w:rPr>
+    </w:lvl>
+    <w:lvl w:ilvl="4" w:tplc="04090003" w:tentative="1">
+      <w:start w:val="1"/>
+      <w:numFmt w:val="bullet"/>
+      <w:lvlText w:val="o"/>
+      <w:lvlJc w:val="left"/>
+      <w:pPr>
+        <w:ind w:left="3600" w:hanging="360"/>
+      </w:pPr>
+      <w:rPr>
+        <w:rFonts w:ascii="Courier New" w:hAnsi="Courier New" w:cs="Courier New" w:hint="default"/>
+      </w:rPr>
+    </w:lvl>
+    <w:lvl w:ilvl="5" w:tplc="04090005" w:tentative="1">
+      <w:start w:val="1"/>
+      <w:numFmt w:val="bullet"/>
+      <w:lvlText w:val=""/>
+      <w:lvlJc w:val="left"/>
+      <w:pPr>
+        <w:ind w:left="4320" w:hanging="360"/>
+      </w:pPr>
+      <w:rPr>
+        <w:rFonts w:ascii="Wingdings" w:hAnsi="Wingdings" w:hint="default"/>
+      </w:rPr>
+    </w:lvl>
+    <w:lvl w:ilvl="6" w:tplc="04090001" w:tentative="1">
+      <w:start w:val="1"/>
+      <w:numFmt w:val="bullet"/>
+      <w:lvlText w:val=""/>
+      <w:lvlJc w:val="left"/>
+      <w:pPr>
+        <w:ind w:left="5040" w:hanging="360"/>
+      </w:pPr>
+      <w:rPr>
+        <w:rFonts w:ascii="Symbol" w:hAnsi="Symbol" w:hint="default"/>
+      </w:rPr>
+    </w:lvl>
+    <w:lvl w:ilvl="7" w:tplc="04090003" w:tentative="1">
+      <w:start w:val="1"/>
+      <w:numFmt w:val="bullet"/>
+      <w:lvlText w:val="o"/>
+      <w:lvlJc w:val="left"/>
+      <w:pPr>
+        <w:ind w:left="5760" w:hanging="360"/>
+      </w:pPr>
+      <w:rPr>
+        <w:rFonts w:ascii="Courier New" w:hAnsi="Courier New" w:cs="Courier New" w:hint="default"/>
+      </w:rPr>
+    </w:lvl>
+    <w:lvl w:ilvl="8" w:tplc="04090005" w:tentative="1">
+      <w:start w:val="1"/>
+      <w:numFmt w:val="bullet"/>
+      <w:lvlText w:val=""/>
+      <w:lvlJc w:val="left"/>
+      <w:pPr>
+        <w:ind w:left="6480" w:hanging="360"/>
+      </w:pPr>
+      <w:rPr>
+        <w:rFonts w:ascii="Wingdings" w:hAnsi="Wingdings" w:hint="default"/>
       </w:rPr>
     </w:lvl>
   </w:abstractNum>
@@ -1951,6 +2176,9 @@
   </w:num>
   <w:num w:numId="8">
     <w:abstractNumId w:val="4"/>
+  </w:num>
+  <w:num w:numId="9">
+    <w:abstractNumId w:val="8"/>
   </w:num>
 </w:numbering>
 </file>
